--- a/documentacion_crisp-dm.docx
+++ b/documentacion_crisp-dm.docx
@@ -228,7 +228,7 @@
         <w:pStyle w:val="ListBullet"/>
       </w:pPr>
       <w:r>
-        <w:t>106 facturas con monto negativo (ej. -2008.49), un valor imposible para el negocio que distorsiona cualquier cálculo financiero.</w:t>
+        <w:t>108 facturas con monto negativo en el crudo (106 tras quitar duplicados), un valor imposible para el negocio que distorsiona cualquier cálculo financiero.</w:t>
       </w:r>
     </w:p>
     <w:p>
@@ -245,7 +245,7 @@
           <w:b w:val="0"/>
           <w:color w:val="000000"/>
         </w:rPr>
-        <w:t>Entregar una versión limpia y confiable del dataset, lista para la siguiente etapa (modelado), conservando la mayor cantidad de información válida: solo se eliminan repeticiones exactas y se imputan los valores imposibles, sin borrar registros completos.</w:t>
+        <w:t>Entregar una versión limpia y confiable del dataset, lista para la siguiente etapa (modelado), conservando la mayor cantidad de información válida: solo se eliminan repeticiones exactas y los valores imposibles (facturas negativas) se marcan y se conservan sin modificar el monto, porque en datos sensibles como el dinero no se inventan valores.</w:t>
       </w:r>
     </w:p>
     <w:p>
@@ -387,7 +387,7 @@
         <w:pStyle w:val="ListBullet"/>
       </w:pPr>
       <w:r>
-        <w:t>0 facturas con monto negativo (valor imposible).</w:t>
+        <w:t>Todas las facturas negativas marcadas en Factura_Negativa y excluidas de los cálculos, sin modificar el monto.</w:t>
       </w:r>
     </w:p>
     <w:p>
@@ -403,7 +403,7 @@
         <w:pStyle w:val="ListBullet"/>
       </w:pPr>
       <w:r>
-        <w:t>No perder información válida: solo se eliminan repeticiones exactas y se imputan los valores imposibles, no se borran registros completos.</w:t>
+        <w:t>No perder información válida: solo se eliminan repeticiones exactas; los montos imposibles se conservan marcados, no se borran registros completos.</w:t>
       </w:r>
     </w:p>
     <w:p>
@@ -562,6 +562,28 @@
           </w:tcPr>
           <w:p>
             <w:r>
+              <w:t>Facturas negativas</w:t>
+            </w:r>
+          </w:p>
+        </w:tc>
+        <w:tc>
+          <w:tcPr>
+            <w:tcW w:type="dxa" w:w="4320"/>
+          </w:tcPr>
+          <w:p>
+            <w:r>
+              <w:t>108 en el crudo (106 tras quitar duplicados)</w:t>
+            </w:r>
+          </w:p>
+        </w:tc>
+      </w:tr>
+      <w:tr>
+        <w:tc>
+          <w:tcPr>
+            <w:tcW w:type="dxa" w:w="4320"/>
+          </w:tcPr>
+          <w:p>
+            <w:r>
               <w:t>Edad</w:t>
             </w:r>
           </w:p>
@@ -615,7 +637,7 @@
           <w:b w:val="0"/>
           <w:color w:val="000000"/>
         </w:rPr>
-        <w:t>Refinamiento (iteración hacia Fase 1): ante las facturas negativas se investigó si el error dependía de alguna variable (tipo de admisión, aseguradora, condición médica). Al comparar la distribución de las facturas negativas contra el dataset completo, las proporciones son casi idénticas: el error es aleatorio e independiente (MCAR). Esto define el tratamiento en la Fase 3.</w:t>
+        <w:t>Refinamiento (iteración hacia Fase 1): ante las facturas negativas se investigó si el error dependía de alguna variable (tipo de admisión, aseguradora, condición médica). Al comparar la distribución de las facturas negativas contra el dataset completo, las proporciones son casi idénticas: el error es aleatorio e independiente (MCAR). Esto confirma que no hay forma de derivar el valor correcto y define el manejo en la Fase 3: marcar y excluir, sin inventar montos.</w:t>
       </w:r>
     </w:p>
     <w:tbl>
@@ -962,7 +984,7 @@
           </w:tcPr>
           <w:p>
             <w:r>
-              <w:t>4. Corregir facturas</w:t>
+              <w:t>4. Marcar facturas</w:t>
             </w:r>
           </w:p>
         </w:tc>
@@ -972,7 +994,7 @@
           </w:tcPr>
           <w:p>
             <w:r>
-              <w:t>servicios/limpieza.py (TratadorValoresImposibles)</w:t>
+              <w:t>servicios/limpieza.py (MarcadorFacturasNegativas)</w:t>
             </w:r>
           </w:p>
         </w:tc>
@@ -982,7 +1004,7 @@
           </w:tcPr>
           <w:p>
             <w:r>
-              <w:t>Reemplazo de 106 negativos con la mediana de los válidos (25.593,87)</w:t>
+              <w:t>Nueva columna Factura_Negativa = True en las 106; el monto original se conserva</w:t>
             </w:r>
           </w:p>
         </w:tc>
@@ -992,7 +1014,7 @@
           </w:tcPr>
           <w:p>
             <w:r>
-              <w:t>0 montos negativos</w:t>
+              <w:t>106 marcadas, 0 imputadas</w:t>
             </w:r>
           </w:p>
         </w:tc>
@@ -1024,7 +1046,7 @@
           </w:tcPr>
           <w:p>
             <w:r>
-              <w:t>Regla IQR (Tukey)</w:t>
+              <w:t>Regla IQR (Tukey) excluyendo las marcadas</w:t>
             </w:r>
           </w:p>
         </w:tc>
@@ -1066,7 +1088,7 @@
           </w:tcPr>
           <w:p>
             <w:r>
-              <w:t>Checks de calidad</w:t>
+              <w:t>Checks: marcadas == negativas y montos intactos</w:t>
             </w:r>
           </w:p>
         </w:tc>
@@ -1076,7 +1098,7 @@
           </w:tcPr>
           <w:p>
             <w:r>
-              <w:t>0 duplicados, 0 nulos, 0 negativos, edades en rango</w:t>
+              <w:t>0 duplicados, 0 nulos, 106 marcadas, edades en rango</w:t>
             </w:r>
           </w:p>
         </w:tc>
@@ -1146,7 +1168,7 @@
         <w:pStyle w:val="ListBullet"/>
       </w:pPr>
       <w:r>
-        <w:t>Mediana y no media: la mediana es robusta a valores extremos; la media se contamina con montos atípicos.</w:t>
+        <w:t>No imputar dinero: en datos financieros no se inventan valores; reemplazar el monto con una mediana o media fabricaría un dato que la empresa nunca registró y podría generar pérdidas. Por eso el monto se conserva intacto y solo se marca.</w:t>
       </w:r>
     </w:p>
     <w:p>
@@ -1154,7 +1176,7 @@
         <w:pStyle w:val="ListBullet"/>
       </w:pPr>
       <w:r>
-        <w:t>Imputar y no borrar: al ser el error MCAR, es seguro imputar con la mediana de los valores válidos; el registro del paciente se conserva.</w:t>
+        <w:t>Marcar y excluir: las facturas negativas se marcan con Factura_Negativa = True y se excluyen de describe, mediana e IQR, quedando disponibles para auditoría pero fuera de los cálculos.</w:t>
       </w:r>
     </w:p>
     <w:p>
@@ -1162,7 +1184,7 @@
         <w:pStyle w:val="ListBullet"/>
       </w:pPr>
       <w:r>
-        <w:t>IQR solo informa: el IQR no detectó los negativos porque el límite inferior (-23414.78) quedó por debajo del mínimo real. Son errores de negocio, por eso se trataron con la regla Billing Amount &lt; 0.</w:t>
+        <w:t>IQR solo informa: la regla IQR no detecta las negativas porque no son extremos de la distribución (límite inferior de Billing Amount en -23.521,2, sin valores fuera); son errores de negocio y por eso se tratan aparte. Estadística sola no basta.</w:t>
       </w:r>
     </w:p>
     <w:p>
@@ -1186,7 +1208,7 @@
         <w:pStyle w:val="ListBullet"/>
       </w:pPr>
       <w:r>
-        <w:t>El proceso ES iterativo: el análisis de tipo de admisión (Data Understanding) definió el tratamiento de los negativos en la preparación (Data Preparation).</w:t>
+        <w:t>El proceso ES iterativo: el análisis de tipo de admisión (Data Understanding) definió el manejo de los negativos en la preparación (Data Preparation).</w:t>
       </w:r>
     </w:p>
     <w:p>
@@ -1202,7 +1224,7 @@
         <w:pStyle w:val="ListBullet"/>
       </w:pPr>
       <w:r>
-        <w:t>El objetivo se expresó con criterios cuantitativos (0 duplicados, 0 nulos, 0 negativos, edades en rango) y la preparación los cumple sin destruir datos válidos.</w:t>
+        <w:t>El objetivo se expresó con criterios cuantitativos (0 duplicados, 0 nulos, edades en rango y las 106 facturas negativas marcadas y excluidas) que se cumplen sin destruir datos válidos ni inventar valores.</w:t>
       </w:r>
     </w:p>
     <w:p>
